--- a/7.多人游戏/1.本地多人分屏/双人成行多人分屏.docx
+++ b/7.多人游戏/1.本地多人分屏/双人成行多人分屏.docx
@@ -17,16 +17,7 @@
           <w:rFonts w:hint="eastAsia"/>
           <w:lang w:val="en-US" w:eastAsia="zh-CN"/>
         </w:rPr>
-        <w:t>双人成行</w:t>
-      </w:r>
-      <w:bookmarkStart w:id="0" w:name="_GoBack"/>
-      <w:bookmarkEnd w:id="0"/>
-      <w:r>
-        <w:rPr>
-          <w:rFonts w:hint="eastAsia"/>
-          <w:lang w:val="en-US" w:eastAsia="zh-CN"/>
-        </w:rPr>
-        <w:t>多人分屏</w:t>
+        <w:t>双人成行多人分屏</w:t>
       </w:r>
     </w:p>
     <w:p>
@@ -123,10 +114,6 @@
         <w:snapToGrid/>
         <w:ind w:firstLine="420" w:firstLineChars="200"/>
         <w:textAlignment w:val="auto"/>
-        <w:rPr>
-          <w:rFonts w:hint="eastAsia"/>
-          <w:lang w:val="en-US" w:eastAsia="zh-CN"/>
-        </w:rPr>
       </w:pPr>
       <w:r>
         <w:rPr>
@@ -156,9 +143,9 @@
       <w:r>
         <w:drawing>
           <wp:inline distT="0" distB="0" distL="114300" distR="114300">
-            <wp:extent cx="5019675" cy="1524000"/>
-            <wp:effectExtent l="0" t="0" r="9525" b="0"/>
-            <wp:docPr id="1" name="图片 1"/>
+            <wp:extent cx="5273675" cy="1674495"/>
+            <wp:effectExtent l="0" t="0" r="3175" b="1905"/>
+            <wp:docPr id="18" name="图片 2"/>
             <wp:cNvGraphicFramePr>
               <a:graphicFrameLocks xmlns:a="http://schemas.openxmlformats.org/drawingml/2006/main" noChangeAspect="1"/>
             </wp:cNvGraphicFramePr>
@@ -166,7 +153,7 @@
               <a:graphicData uri="http://schemas.openxmlformats.org/drawingml/2006/picture">
                 <pic:pic xmlns:pic="http://schemas.openxmlformats.org/drawingml/2006/picture">
                   <pic:nvPicPr>
-                    <pic:cNvPr id="1" name="图片 1"/>
+                    <pic:cNvPr id="18" name="图片 2"/>
                     <pic:cNvPicPr>
                       <a:picLocks noChangeAspect="1"/>
                     </pic:cNvPicPr>
@@ -180,7 +167,7 @@
                   <pic:spPr>
                     <a:xfrm>
                       <a:off x="0" y="0"/>
-                      <a:ext cx="5019675" cy="1524000"/>
+                      <a:ext cx="5273675" cy="1674495"/>
                     </a:xfrm>
                     <a:prstGeom prst="rect">
                       <a:avLst/>
@@ -245,42 +232,41 @@
         <w:ind w:firstLine="420" w:firstLineChars="200"/>
         <w:textAlignment w:val="auto"/>
         <w:rPr>
-          <w:rFonts w:hint="default"/>
-          <w:lang w:val="en-US" w:eastAsia="zh-CN"/>
-        </w:rPr>
-      </w:pPr>
-      <w:r>
-        <w:rPr>
-          <w:rFonts w:hint="eastAsia"/>
-          <w:lang w:val="en-US" w:eastAsia="zh-CN"/>
-        </w:rPr>
-        <w:t>注意最后一个选项“跳过将游戏手柄指定到玩家1”。启动后，这将时游戏手柄最初便被指定到本地多人游戏中的第二个控制器ID。（玩家索引从“玩家0”开始）</w:t>
-      </w:r>
-    </w:p>
-    <w:p>
-      <w:pPr>
-        <w:keepNext w:val="0"/>
-        <w:keepLines w:val="0"/>
-        <w:pageBreakBefore w:val="0"/>
-        <w:widowControl w:val="0"/>
-        <w:kinsoku/>
-        <w:wordWrap/>
-        <w:overflowPunct/>
-        <w:topLinePunct w:val="0"/>
-        <w:autoSpaceDE/>
-        <w:autoSpaceDN/>
-        <w:bidi w:val="0"/>
-        <w:adjustRightInd/>
-        <w:snapToGrid/>
-        <w:ind w:firstLine="420" w:firstLineChars="200"/>
+          <w:rFonts w:hint="eastAsia"/>
+          <w:lang w:val="en-US" w:eastAsia="zh-CN"/>
+        </w:rPr>
+      </w:pPr>
+      <w:r>
+        <w:rPr>
+          <w:rFonts w:hint="eastAsia"/>
+          <w:lang w:val="en-US" w:eastAsia="zh-CN"/>
+        </w:rPr>
+        <w:t>注意最后一个选项“跳过将游戏手柄指定到玩家1”。启动后，这将使游戏手柄最初便被指定到本地多人游戏中的第二个控制器ID。（玩家索引从“玩家0”开始）</w:t>
+      </w:r>
+    </w:p>
+    <w:p>
+      <w:pPr>
+        <w:keepNext w:val="0"/>
+        <w:keepLines w:val="0"/>
+        <w:pageBreakBefore w:val="0"/>
+        <w:widowControl w:val="0"/>
+        <w:kinsoku/>
+        <w:wordWrap/>
+        <w:overflowPunct/>
+        <w:topLinePunct w:val="0"/>
+        <w:autoSpaceDE/>
+        <w:autoSpaceDN/>
+        <w:bidi w:val="0"/>
+        <w:adjustRightInd/>
+        <w:snapToGrid/>
         <w:textAlignment w:val="auto"/>
       </w:pPr>
       <w:r>
         <w:drawing>
           <wp:inline distT="0" distB="0" distL="114300" distR="114300">
-            <wp:extent cx="4267200" cy="314325"/>
-            <wp:effectExtent l="0" t="0" r="0" b="9525"/>
-            <wp:docPr id="2" name="图片 2"/>
+            <wp:extent cx="5272405" cy="521335"/>
+            <wp:effectExtent l="0" t="0" r="4445" b="2540"/>
+            <wp:docPr id="24" name="图片 3"/>
             <wp:cNvGraphicFramePr>
               <a:graphicFrameLocks xmlns:a="http://schemas.openxmlformats.org/drawingml/2006/main" noChangeAspect="1"/>
             </wp:cNvGraphicFramePr>
@@ -288,7 +274,7 @@
               <a:graphicData uri="http://schemas.openxmlformats.org/drawingml/2006/picture">
                 <pic:pic xmlns:pic="http://schemas.openxmlformats.org/drawingml/2006/picture">
                   <pic:nvPicPr>
-                    <pic:cNvPr id="2" name="图片 2"/>
+                    <pic:cNvPr id="24" name="图片 3"/>
                     <pic:cNvPicPr>
                       <a:picLocks noChangeAspect="1"/>
                     </pic:cNvPicPr>
@@ -302,7 +288,7 @@
                   <pic:spPr>
                     <a:xfrm>
                       <a:off x="0" y="0"/>
-                      <a:ext cx="4267200" cy="314325"/>
+                      <a:ext cx="5272405" cy="521335"/>
                     </a:xfrm>
                     <a:prstGeom prst="rect">
                       <a:avLst/>
@@ -346,7 +332,7 @@
           <w:rFonts w:hint="eastAsia"/>
           <w:lang w:val="en-US" w:eastAsia="zh-CN"/>
         </w:rPr>
-        <w:t>如果电脑接入了键盘和两个手柄，默认情况下是第三人称模板同时绑定了键盘和手柄。不勾选的情况下，如果开启多人玩家，玩家1既能用键盘控制又能用手柄控制，手柄2由玩家2控制，玩家三无控制。如果勾选，也就是跳过绑定，这样玩家一只能用键盘控制，玩家二和玩家三各用一个手柄。</w:t>
+        <w:t>如果电脑接入了键盘和两个手柄，默认情况下是第三人称模板同时绑定了键盘和手柄。</w:t>
       </w:r>
     </w:p>
     <w:p>
@@ -376,6 +362,66 @@
           <w:rFonts w:hint="eastAsia"/>
           <w:lang w:val="en-US" w:eastAsia="zh-CN"/>
         </w:rPr>
+        <w:t>不勾选的情况下，如果开启多人玩家，玩家1既能用键盘控制又能用手柄控制，手柄2由玩家2控制，玩家三无控制。</w:t>
+      </w:r>
+    </w:p>
+    <w:p>
+      <w:pPr>
+        <w:keepNext w:val="0"/>
+        <w:keepLines w:val="0"/>
+        <w:pageBreakBefore w:val="0"/>
+        <w:widowControl w:val="0"/>
+        <w:kinsoku/>
+        <w:wordWrap/>
+        <w:overflowPunct/>
+        <w:topLinePunct w:val="0"/>
+        <w:autoSpaceDE/>
+        <w:autoSpaceDN/>
+        <w:bidi w:val="0"/>
+        <w:adjustRightInd/>
+        <w:snapToGrid/>
+        <w:ind w:firstLine="420" w:firstLineChars="200"/>
+        <w:textAlignment w:val="auto"/>
+        <w:rPr>
+          <w:rFonts w:hint="eastAsia"/>
+          <w:lang w:val="en-US" w:eastAsia="zh-CN"/>
+        </w:rPr>
+      </w:pPr>
+      <w:r>
+        <w:rPr>
+          <w:rFonts w:hint="eastAsia"/>
+          <w:lang w:val="en-US" w:eastAsia="zh-CN"/>
+        </w:rPr>
+        <w:t>如果勾选，也就是跳过绑定，这样玩家一只能用键盘控制，玩家二和玩家三各用一个手柄。</w:t>
+      </w:r>
+    </w:p>
+    <w:p>
+      <w:pPr>
+        <w:keepNext w:val="0"/>
+        <w:keepLines w:val="0"/>
+        <w:pageBreakBefore w:val="0"/>
+        <w:widowControl w:val="0"/>
+        <w:kinsoku/>
+        <w:wordWrap/>
+        <w:overflowPunct/>
+        <w:topLinePunct w:val="0"/>
+        <w:autoSpaceDE/>
+        <w:autoSpaceDN/>
+        <w:bidi w:val="0"/>
+        <w:adjustRightInd/>
+        <w:snapToGrid/>
+        <w:ind w:firstLine="420" w:firstLineChars="200"/>
+        <w:textAlignment w:val="auto"/>
+        <w:rPr>
+          <w:rFonts w:hint="eastAsia"/>
+          <w:lang w:val="en-US" w:eastAsia="zh-CN"/>
+        </w:rPr>
+      </w:pPr>
+      <w:r>
+        <w:rPr>
+          <w:rFonts w:hint="eastAsia"/>
+          <w:lang w:val="en-US" w:eastAsia="zh-CN"/>
+        </w:rPr>
         <w:t>由于本次实验只涉及到键盘控制，所以不勾选了。</w:t>
       </w:r>
     </w:p>
@@ -401,12 +447,81 @@
           <w:lang w:val="en-US" w:eastAsia="zh-CN"/>
         </w:rPr>
       </w:pPr>
-      <w:r>
-        <w:rPr>
-          <w:rFonts w:hint="eastAsia"/>
-          <w:lang w:val="en-US" w:eastAsia="zh-CN"/>
-        </w:rPr>
-        <w:t>再在项目设置中找到“输入”。这里我们使用如图所示的多玩家键盘输入方式。（仅使用红色和蓝色两方式）</w:t>
+    </w:p>
+    <w:p>
+      <w:pPr>
+        <w:keepNext w:val="0"/>
+        <w:keepLines w:val="0"/>
+        <w:pageBreakBefore w:val="0"/>
+        <w:widowControl w:val="0"/>
+        <w:kinsoku/>
+        <w:wordWrap/>
+        <w:overflowPunct/>
+        <w:topLinePunct w:val="0"/>
+        <w:autoSpaceDE/>
+        <w:autoSpaceDN/>
+        <w:bidi w:val="0"/>
+        <w:adjustRightInd/>
+        <w:snapToGrid/>
+        <w:ind w:firstLine="420" w:firstLineChars="200"/>
+        <w:textAlignment w:val="auto"/>
+        <w:rPr>
+          <w:rFonts w:hint="eastAsia"/>
+          <w:lang w:val="en-US" w:eastAsia="zh-CN"/>
+        </w:rPr>
+      </w:pPr>
+    </w:p>
+    <w:p>
+      <w:pPr>
+        <w:keepNext w:val="0"/>
+        <w:keepLines w:val="0"/>
+        <w:pageBreakBefore w:val="0"/>
+        <w:widowControl w:val="0"/>
+        <w:kinsoku/>
+        <w:wordWrap/>
+        <w:overflowPunct/>
+        <w:topLinePunct w:val="0"/>
+        <w:autoSpaceDE/>
+        <w:autoSpaceDN/>
+        <w:bidi w:val="0"/>
+        <w:adjustRightInd/>
+        <w:snapToGrid/>
+        <w:ind w:firstLine="420" w:firstLineChars="200"/>
+        <w:textAlignment w:val="auto"/>
+        <w:rPr>
+          <w:rFonts w:hint="eastAsia"/>
+          <w:lang w:val="en-US" w:eastAsia="zh-CN"/>
+        </w:rPr>
+      </w:pPr>
+    </w:p>
+    <w:p>
+      <w:pPr>
+        <w:keepNext w:val="0"/>
+        <w:keepLines w:val="0"/>
+        <w:pageBreakBefore w:val="0"/>
+        <w:widowControl w:val="0"/>
+        <w:kinsoku/>
+        <w:wordWrap/>
+        <w:overflowPunct/>
+        <w:topLinePunct w:val="0"/>
+        <w:autoSpaceDE/>
+        <w:autoSpaceDN/>
+        <w:bidi w:val="0"/>
+        <w:adjustRightInd/>
+        <w:snapToGrid/>
+        <w:ind w:firstLine="420" w:firstLineChars="200"/>
+        <w:textAlignment w:val="auto"/>
+        <w:rPr>
+          <w:rFonts w:hint="eastAsia"/>
+          <w:lang w:val="en-US" w:eastAsia="zh-CN"/>
+        </w:rPr>
+      </w:pPr>
+      <w:r>
+        <w:rPr>
+          <w:rFonts w:hint="eastAsia"/>
+          <w:lang w:val="en-US" w:eastAsia="zh-CN"/>
+        </w:rPr>
+        <w:t>再在项目设置中找到“引擎--输入”。这里我们使用如图所示的多玩家键盘输入方式。（仅使用红色和蓝色两方式）</w:t>
       </w:r>
     </w:p>
     <w:p>
@@ -520,9 +635,9 @@
       <w:r>
         <w:drawing>
           <wp:inline distT="0" distB="0" distL="114300" distR="114300">
-            <wp:extent cx="4801870" cy="5146040"/>
-            <wp:effectExtent l="0" t="0" r="17780" b="16510"/>
-            <wp:docPr id="4" name="图片 4"/>
+            <wp:extent cx="5270500" cy="4353560"/>
+            <wp:effectExtent l="0" t="0" r="6350" b="8890"/>
+            <wp:docPr id="25" name="图片 4"/>
             <wp:cNvGraphicFramePr>
               <a:graphicFrameLocks xmlns:a="http://schemas.openxmlformats.org/drawingml/2006/main" noChangeAspect="1"/>
             </wp:cNvGraphicFramePr>
@@ -530,7 +645,7 @@
               <a:graphicData uri="http://schemas.openxmlformats.org/drawingml/2006/picture">
                 <pic:pic xmlns:pic="http://schemas.openxmlformats.org/drawingml/2006/picture">
                   <pic:nvPicPr>
-                    <pic:cNvPr id="4" name="图片 4"/>
+                    <pic:cNvPr id="25" name="图片 4"/>
                     <pic:cNvPicPr>
                       <a:picLocks noChangeAspect="1"/>
                     </pic:cNvPicPr>
@@ -544,7 +659,7 @@
                   <pic:spPr>
                     <a:xfrm>
                       <a:off x="0" y="0"/>
-                      <a:ext cx="4801870" cy="5146040"/>
+                      <a:ext cx="5270500" cy="4353560"/>
                     </a:xfrm>
                     <a:prstGeom prst="rect">
                       <a:avLst/>
@@ -588,32 +703,36 @@
           <w:rFonts w:hint="eastAsia"/>
           <w:lang w:val="en-US" w:eastAsia="zh-CN"/>
         </w:rPr>
-        <w:t>接下来回到游戏场景，拖入两个PlayerStart组件，分别给到Tag：Player0和Player1</w:t>
-      </w:r>
-    </w:p>
-    <w:p>
-      <w:pPr>
-        <w:keepNext w:val="0"/>
-        <w:keepLines w:val="0"/>
-        <w:pageBreakBefore w:val="0"/>
-        <w:widowControl w:val="0"/>
-        <w:kinsoku/>
-        <w:wordWrap/>
-        <w:overflowPunct/>
-        <w:topLinePunct w:val="0"/>
-        <w:autoSpaceDE/>
-        <w:autoSpaceDN/>
-        <w:bidi w:val="0"/>
-        <w:adjustRightInd/>
-        <w:snapToGrid/>
-        <w:textAlignment w:val="auto"/>
+        <w:t>接下来回到游戏场景，拖入两个PlayerStart组件，在场景中PlayerStart的细节中，分别给到Tag：Player0和Player1</w:t>
+      </w:r>
+    </w:p>
+    <w:p>
+      <w:pPr>
+        <w:keepNext w:val="0"/>
+        <w:keepLines w:val="0"/>
+        <w:pageBreakBefore w:val="0"/>
+        <w:widowControl w:val="0"/>
+        <w:kinsoku/>
+        <w:wordWrap/>
+        <w:overflowPunct/>
+        <w:topLinePunct w:val="0"/>
+        <w:autoSpaceDE/>
+        <w:autoSpaceDN/>
+        <w:bidi w:val="0"/>
+        <w:adjustRightInd/>
+        <w:snapToGrid/>
+        <w:textAlignment w:val="auto"/>
+        <w:rPr>
+          <w:rFonts w:hint="eastAsia"/>
+          <w:lang w:val="en-US" w:eastAsia="zh-CN"/>
+        </w:rPr>
       </w:pPr>
       <w:r>
         <w:drawing>
           <wp:inline distT="0" distB="0" distL="114300" distR="114300">
-            <wp:extent cx="2914650" cy="523875"/>
-            <wp:effectExtent l="0" t="0" r="0" b="9525"/>
-            <wp:docPr id="5" name="图片 5"/>
+            <wp:extent cx="3625215" cy="635635"/>
+            <wp:effectExtent l="0" t="0" r="3810" b="2540"/>
+            <wp:docPr id="32" name="图片 5"/>
             <wp:cNvGraphicFramePr>
               <a:graphicFrameLocks xmlns:a="http://schemas.openxmlformats.org/drawingml/2006/main" noChangeAspect="1"/>
             </wp:cNvGraphicFramePr>
@@ -621,7 +740,7 @@
               <a:graphicData uri="http://schemas.openxmlformats.org/drawingml/2006/picture">
                 <pic:pic xmlns:pic="http://schemas.openxmlformats.org/drawingml/2006/picture">
                   <pic:nvPicPr>
-                    <pic:cNvPr id="5" name="图片 5"/>
+                    <pic:cNvPr id="32" name="图片 5"/>
                     <pic:cNvPicPr>
                       <a:picLocks noChangeAspect="1"/>
                     </pic:cNvPicPr>
@@ -635,7 +754,7 @@
                   <pic:spPr>
                     <a:xfrm>
                       <a:off x="0" y="0"/>
-                      <a:ext cx="2914650" cy="523875"/>
+                      <a:ext cx="3625215" cy="635635"/>
                     </a:xfrm>
                     <a:prstGeom prst="rect">
                       <a:avLst/>
@@ -732,9 +851,9 @@
       <w:r>
         <w:drawing>
           <wp:inline distT="0" distB="0" distL="114300" distR="114300">
-            <wp:extent cx="5269230" cy="1326515"/>
-            <wp:effectExtent l="0" t="0" r="7620" b="6985"/>
-            <wp:docPr id="6" name="图片 6"/>
+            <wp:extent cx="5260975" cy="2003425"/>
+            <wp:effectExtent l="0" t="0" r="6350" b="6350"/>
+            <wp:docPr id="33" name="图片 6"/>
             <wp:cNvGraphicFramePr>
               <a:graphicFrameLocks xmlns:a="http://schemas.openxmlformats.org/drawingml/2006/main" noChangeAspect="1"/>
             </wp:cNvGraphicFramePr>
@@ -742,7 +861,7 @@
               <a:graphicData uri="http://schemas.openxmlformats.org/drawingml/2006/picture">
                 <pic:pic xmlns:pic="http://schemas.openxmlformats.org/drawingml/2006/picture">
                   <pic:nvPicPr>
-                    <pic:cNvPr id="6" name="图片 6"/>
+                    <pic:cNvPr id="33" name="图片 6"/>
                     <pic:cNvPicPr>
                       <a:picLocks noChangeAspect="1"/>
                     </pic:cNvPicPr>
@@ -756,7 +875,7 @@
                   <pic:spPr>
                     <a:xfrm>
                       <a:off x="0" y="0"/>
-                      <a:ext cx="5269230" cy="1326515"/>
+                      <a:ext cx="5260975" cy="2003425"/>
                     </a:xfrm>
                     <a:prstGeom prst="rect">
                       <a:avLst/>
@@ -842,7 +961,120 @@
           <w:rFonts w:hint="eastAsia"/>
           <w:lang w:val="en-US" w:eastAsia="zh-CN"/>
         </w:rPr>
-        <w:t>每次循环创建玩家，即Create Local Player节点。这里的Controller ID初始值为-1的意思是引擎会为我们按顺序创建玩家。我们将ForLoop的Index赋值给ControllerID即可按照PlayerStart的顺序生成玩家。其中的Spawn Player Controller要勾选</w:t>
+        <w:t>每次循环创建玩家，即</w:t>
+      </w:r>
+      <w:r>
+        <w:rPr>
+          <w:rFonts w:hint="eastAsia"/>
+          <w:b/>
+          <w:bCs/>
+          <w:lang w:val="en-US" w:eastAsia="zh-CN"/>
+        </w:rPr>
+        <w:t>Create Local Player</w:t>
+      </w:r>
+      <w:r>
+        <w:rPr>
+          <w:rFonts w:hint="eastAsia"/>
+          <w:lang w:val="en-US" w:eastAsia="zh-CN"/>
+        </w:rPr>
+        <w:t>节点。</w:t>
+      </w:r>
+    </w:p>
+    <w:p>
+      <w:pPr>
+        <w:keepNext w:val="0"/>
+        <w:keepLines w:val="0"/>
+        <w:pageBreakBefore w:val="0"/>
+        <w:widowControl w:val="0"/>
+        <w:kinsoku/>
+        <w:wordWrap/>
+        <w:overflowPunct/>
+        <w:topLinePunct w:val="0"/>
+        <w:autoSpaceDE/>
+        <w:autoSpaceDN/>
+        <w:bidi w:val="0"/>
+        <w:adjustRightInd/>
+        <w:snapToGrid/>
+        <w:textAlignment w:val="auto"/>
+        <w:rPr>
+          <w:rFonts w:hint="eastAsia"/>
+          <w:lang w:val="en-US" w:eastAsia="zh-CN"/>
+        </w:rPr>
+      </w:pPr>
+      <w:r>
+        <w:drawing>
+          <wp:inline distT="0" distB="0" distL="114300" distR="114300">
+            <wp:extent cx="2498725" cy="1224280"/>
+            <wp:effectExtent l="0" t="0" r="6350" b="4445"/>
+            <wp:docPr id="34" name="图片 7"/>
+            <wp:cNvGraphicFramePr>
+              <a:graphicFrameLocks xmlns:a="http://schemas.openxmlformats.org/drawingml/2006/main" noChangeAspect="1"/>
+            </wp:cNvGraphicFramePr>
+            <a:graphic xmlns:a="http://schemas.openxmlformats.org/drawingml/2006/main">
+              <a:graphicData uri="http://schemas.openxmlformats.org/drawingml/2006/picture">
+                <pic:pic xmlns:pic="http://schemas.openxmlformats.org/drawingml/2006/picture">
+                  <pic:nvPicPr>
+                    <pic:cNvPr id="34" name="图片 7"/>
+                    <pic:cNvPicPr>
+                      <a:picLocks noChangeAspect="1"/>
+                    </pic:cNvPicPr>
+                  </pic:nvPicPr>
+                  <pic:blipFill>
+                    <a:blip r:embed="rId10"/>
+                    <a:stretch>
+                      <a:fillRect/>
+                    </a:stretch>
+                  </pic:blipFill>
+                  <pic:spPr>
+                    <a:xfrm>
+                      <a:off x="0" y="0"/>
+                      <a:ext cx="2498725" cy="1224280"/>
+                    </a:xfrm>
+                    <a:prstGeom prst="rect">
+                      <a:avLst/>
+                    </a:prstGeom>
+                    <a:noFill/>
+                    <a:ln>
+                      <a:noFill/>
+                    </a:ln>
+                  </pic:spPr>
+                </pic:pic>
+              </a:graphicData>
+            </a:graphic>
+          </wp:inline>
+        </w:drawing>
+      </w:r>
+      <w:bookmarkStart w:id="0" w:name="_GoBack"/>
+      <w:bookmarkEnd w:id="0"/>
+    </w:p>
+    <w:p>
+      <w:pPr>
+        <w:keepNext w:val="0"/>
+        <w:keepLines w:val="0"/>
+        <w:pageBreakBefore w:val="0"/>
+        <w:widowControl w:val="0"/>
+        <w:kinsoku/>
+        <w:wordWrap/>
+        <w:overflowPunct/>
+        <w:topLinePunct w:val="0"/>
+        <w:autoSpaceDE/>
+        <w:autoSpaceDN/>
+        <w:bidi w:val="0"/>
+        <w:adjustRightInd/>
+        <w:snapToGrid/>
+        <w:ind w:firstLine="420" w:firstLineChars="200"/>
+        <w:textAlignment w:val="auto"/>
+        <w:rPr>
+          <w:rFonts w:hint="eastAsia"/>
+          <w:lang w:val="en-US" w:eastAsia="zh-CN"/>
+        </w:rPr>
+      </w:pPr>
+      <w:r>
+        <w:rPr>
+          <w:rFonts w:hint="eastAsia"/>
+          <w:lang w:val="en-US" w:eastAsia="zh-CN"/>
+        </w:rPr>
+        <w:t>这里的Controller ID初始值为-1的意思是引擎会为我们按顺序创建玩家。我们将ForLoop的Index赋值给ControllerID即可按照PlayerStart的顺序生成玩家。其中的Spawn Player Controller要勾选</w:t>
       </w:r>
     </w:p>
     <w:p>
@@ -881,7 +1113,7 @@
                     </pic:cNvPicPr>
                   </pic:nvPicPr>
                   <pic:blipFill>
-                    <a:blip r:embed="rId10"/>
+                    <a:blip r:embed="rId11"/>
                     <a:stretch>
                       <a:fillRect/>
                     </a:stretch>
@@ -972,7 +1204,7 @@
                     </pic:cNvPicPr>
                   </pic:nvPicPr>
                   <pic:blipFill>
-                    <a:blip r:embed="rId11"/>
+                    <a:blip r:embed="rId12"/>
                     <a:stretch>
                       <a:fillRect/>
                     </a:stretch>
@@ -1063,7 +1295,7 @@
                     </pic:cNvPicPr>
                   </pic:nvPicPr>
                   <pic:blipFill>
-                    <a:blip r:embed="rId12"/>
+                    <a:blip r:embed="rId13"/>
                     <a:stretch>
                       <a:fillRect/>
                     </a:stretch>
@@ -1128,7 +1360,7 @@
                     </pic:cNvPicPr>
                   </pic:nvPicPr>
                   <pic:blipFill>
-                    <a:blip r:embed="rId13"/>
+                    <a:blip r:embed="rId14"/>
                     <a:stretch>
                       <a:fillRect/>
                     </a:stretch>
@@ -1193,7 +1425,7 @@
                     </pic:cNvPicPr>
                   </pic:nvPicPr>
                   <pic:blipFill>
-                    <a:blip r:embed="rId14"/>
+                    <a:blip r:embed="rId15"/>
                     <a:stretch>
                       <a:fillRect/>
                     </a:stretch>
@@ -1284,7 +1516,7 @@
                     </pic:cNvPicPr>
                   </pic:nvPicPr>
                   <pic:blipFill>
-                    <a:blip r:embed="rId15"/>
+                    <a:blip r:embed="rId16"/>
                     <a:stretch>
                       <a:fillRect/>
                     </a:stretch>
@@ -1405,7 +1637,7 @@
                     </pic:cNvPicPr>
                   </pic:nvPicPr>
                   <pic:blipFill>
-                    <a:blip r:embed="rId16"/>
+                    <a:blip r:embed="rId17"/>
                     <a:stretch>
                       <a:fillRect/>
                     </a:stretch>
@@ -1496,7 +1728,7 @@
                     </pic:cNvPicPr>
                   </pic:nvPicPr>
                   <pic:blipFill>
-                    <a:blip r:embed="rId17"/>
+                    <a:blip r:embed="rId18"/>
                     <a:stretch>
                       <a:fillRect/>
                     </a:stretch>
@@ -1557,7 +1789,7 @@
                     </pic:cNvPicPr>
                   </pic:nvPicPr>
                   <pic:blipFill>
-                    <a:blip r:embed="rId18"/>
+                    <a:blip r:embed="rId19"/>
                     <a:stretch>
                       <a:fillRect/>
                     </a:stretch>
@@ -1618,7 +1850,7 @@
                     </pic:cNvPicPr>
                   </pic:nvPicPr>
                   <pic:blipFill>
-                    <a:blip r:embed="rId19"/>
+                    <a:blip r:embed="rId20"/>
                     <a:stretch>
                       <a:fillRect/>
                     </a:stretch>
@@ -1793,7 +2025,7 @@
                     </pic:cNvPicPr>
                   </pic:nvPicPr>
                   <pic:blipFill>
-                    <a:blip r:embed="rId20"/>
+                    <a:blip r:embed="rId21"/>
                     <a:stretch>
                       <a:fillRect/>
                     </a:stretch>
@@ -1884,7 +2116,7 @@
                     </pic:cNvPicPr>
                   </pic:nvPicPr>
                   <pic:blipFill>
-                    <a:blip r:embed="rId21"/>
+                    <a:blip r:embed="rId22"/>
                     <a:stretch>
                       <a:fillRect/>
                     </a:stretch>
@@ -1975,7 +2207,7 @@
                     </pic:cNvPicPr>
                   </pic:nvPicPr>
                   <pic:blipFill>
-                    <a:blip r:embed="rId22"/>
+                    <a:blip r:embed="rId23"/>
                     <a:stretch>
                       <a:fillRect/>
                     </a:stretch>
@@ -2450,7 +2682,7 @@
                     </pic:cNvPicPr>
                   </pic:nvPicPr>
                   <pic:blipFill>
-                    <a:blip r:embed="rId23"/>
+                    <a:blip r:embed="rId24"/>
                     <a:stretch>
                       <a:fillRect/>
                     </a:stretch>
@@ -2541,7 +2773,7 @@
                     </pic:cNvPicPr>
                   </pic:nvPicPr>
                   <pic:blipFill>
-                    <a:blip r:embed="rId24"/>
+                    <a:blip r:embed="rId25"/>
                     <a:stretch>
                       <a:fillRect/>
                     </a:stretch>
@@ -2718,7 +2950,7 @@
                     </pic:cNvPicPr>
                   </pic:nvPicPr>
                   <pic:blipFill>
-                    <a:blip r:embed="rId25"/>
+                    <a:blip r:embed="rId26"/>
                     <a:stretch>
                       <a:fillRect/>
                     </a:stretch>
@@ -2810,7 +3042,7 @@
                     </pic:cNvPicPr>
                   </pic:nvPicPr>
                   <pic:blipFill>
-                    <a:blip r:embed="rId26"/>
+                    <a:blip r:embed="rId27"/>
                     <a:stretch>
                       <a:fillRect/>
                     </a:stretch>
@@ -2902,7 +3134,7 @@
                     </pic:cNvPicPr>
                   </pic:nvPicPr>
                   <pic:blipFill>
-                    <a:blip r:embed="rId27"/>
+                    <a:blip r:embed="rId28"/>
                     <a:stretch>
                       <a:fillRect/>
                     </a:stretch>
@@ -2994,7 +3226,7 @@
                     </pic:cNvPicPr>
                   </pic:nvPicPr>
                   <pic:blipFill>
-                    <a:blip r:embed="rId28"/>
+                    <a:blip r:embed="rId29"/>
                     <a:stretch>
                       <a:fillRect/>
                     </a:stretch>
@@ -3090,7 +3322,7 @@
                     </pic:cNvPicPr>
                   </pic:nvPicPr>
                   <pic:blipFill>
-                    <a:blip r:embed="rId29"/>
+                    <a:blip r:embed="rId30"/>
                     <a:stretch>
                       <a:fillRect/>
                     </a:stretch>
@@ -3181,7 +3413,7 @@
                     </pic:cNvPicPr>
                   </pic:nvPicPr>
                   <pic:blipFill>
-                    <a:blip r:embed="rId30"/>
+                    <a:blip r:embed="rId31"/>
                     <a:stretch>
                       <a:fillRect/>
                     </a:stretch>
